--- a/Agile-Scrum_HoangDuongNam_De02.docx
+++ b/Agile-Scrum_HoangDuongNam_De02.docx
@@ -4155,7 +4155,23 @@
                 <w:sz w:val="24"/>
                 <w:szCs w:val="24"/>
               </w:rPr>
-              <w:t xml:space="preserve">Số SP của sprint 4 mà có thể đảm bảo là lấy velocity trung bình nhân cho capacity của sprint 4: 30 * (52/60) = 24SP </w:t>
+              <w:t xml:space="preserve">Số SP của sprint 4 mà có thể đảm bảo là lấy velocity trung bình nhân cho </w:t>
+            </w:r>
+            <w:r>
+              <w:rPr>
+                <w:rFonts w:ascii="Times New Roman" w:eastAsia="Times New Roman" w:hAnsi="Times New Roman" w:cs="Times New Roman"/>
+                <w:sz w:val="24"/>
+                <w:szCs w:val="24"/>
+              </w:rPr>
+              <w:t>% làm việc của sprint</w:t>
+            </w:r>
+            <w:r>
+              <w:rPr>
+                <w:rFonts w:ascii="Times New Roman" w:eastAsia="Times New Roman" w:hAnsi="Times New Roman" w:cs="Times New Roman"/>
+                <w:sz w:val="24"/>
+                <w:szCs w:val="24"/>
+              </w:rPr>
+              <w:t xml:space="preserve">: 30 * (52/60) = 24SP </w:t>
             </w:r>
           </w:p>
         </w:tc>
